--- a/example_articles/countries/Spain/2.countries_Spain_New_York_Times.docx
+++ b/example_articles/countries/Spain/2.countries_Spain_New_York_Times.docx
@@ -27,17 +27,17 @@
     </w:p>
     <w:p>
       <w:r>
-        <w:t>Source File: NYT/41.DOCX</w:t>
+        <w:t>Source file: NYT/41.DOCX</w:t>
       </w:r>
     </w:p>
     <w:p>
       <w:r>
-        <w:t>Raw locations result: ['Spain']</w:t>
+        <w:t>Raw locations result, 'locations': ['Spain']</w:t>
       </w:r>
     </w:p>
     <w:p>
       <w:r>
-        <w:t>countries_stand_flat (Standardized): Spain</w:t>
+        <w:t>Standardized locations result, 'countries_stand_flat': Spain</w:t>
       </w:r>
     </w:p>
     <w:p>

--- a/example_articles/countries/Spain/2.countries_Spain_New_York_Times.docx
+++ b/example_articles/countries/Spain/2.countries_Spain_New_York_Times.docx
@@ -7,7 +7,7 @@
         <w:pStyle w:val="Heading1"/>
       </w:pPr>
       <w:r>
-        <w:t>Sports of The Times; Less Gloom and Doom for the Americans</w:t>
+        <w:t>David Muñoz: Spain's New Culinary Enfant Terrible</w:t>
       </w:r>
     </w:p>
     <w:p>
@@ -17,17 +17,17 @@
     </w:p>
     <w:p>
       <w:r>
-        <w:t>Date: 2001-12-02</w:t>
+        <w:t>Date: 2014-03-26</w:t>
       </w:r>
     </w:p>
     <w:p>
       <w:r>
-        <w:t>Section: Section 8; Column 1; Sports Desk; Pg. 6</w:t>
+        <w:t>Section: Section ; Column 0; Dining In, Dining Out / Style Desk; Pg.</w:t>
       </w:r>
     </w:p>
     <w:p>
       <w:r>
-        <w:t>Source file: NYT/41.DOCX</w:t>
+        <w:t>Source file: NYT/33.DOCX</w:t>
       </w:r>
     </w:p>
     <w:p>
@@ -49,62 +49,42 @@
     </w:p>
     <w:p>
       <w:r>
-        <w:t>SOMEHOW, this year's World Cup draw does not sound quite as ominous as the brutal troika that lined up against the United States four years ago.</w:t>
+        <w:t>MADRID -- Hidden at the end of a quiet street in Tetuán, a working-class quarter here that's home to South American and Chinese immigrants, DiverXO looks more like an amateur art gallery than a Michelin three-star restaurant. The décor is playfully sinister: swarms of black butterflies cover the walls and ceiling; in the wine cellar are giant metallic ants; on the tables are sculptures of flying pigs. The chef who founded it, David Muñoz, stands out, too, with his mohawk and wooden spike earrings. In an interview one recent afternoon, he described his food as ''brutal,'' a ''gunshot to your head,'' and ''like porno TV.''</w:t>
         <w:br/>
-        <w:t xml:space="preserve">     Portugal, South Korea and Poland do not loom as menacingly as Germany, Yugoslavia and Iran did four years ago, before the Yanks finished 32nd and last. </w:t>
+        <w:t>Mr. Muñoz specializes in hyperbole. A meal at his restaurant lasts up to four hours and is designed as much to shock as to delight the senses. Some of the surprises come from the unlikely combination of ingredients -- strawberries, coffee grounds, whipped cream and baby squid, for instance. Dishes appear in phases: First the gently poached meat of a giant Carabinero prawn, then its grilled carapace, filled with juice. Each course comes with its own specialized eating tool, like a small silicone shovel. Between bites, a young server might drop by with a spoonful of tomato sorbet and shove it directly into your mouth.</w:t>
         <w:br/>
-        <w:t xml:space="preserve"> The reality of international soccer is that the American team was physically and psychologically outclassed in 1998, and it will have to beat somebody and tie somebody else to have even a chance to advance to the elimination round this time around.</w:t>
+        <w:t>The television travel host Anthony Bourdain came to DiverXO in 2010, when the restaurant had only one Michelin star, and described Mr. Muñoz's high-wire presentations, weird pairings (wasabi ice cream, cornichons) and grab-bag of cultural allusions -- Spanish, French, Chinese, Japanese, Italian -- as ''something that should probably suck.''</w:t>
         <w:br/>
-        <w:t>"One of the best teams in the world, the host country, and in the last game, Poland," Bruce Arena, the American coach, said yesterday in Pusan, South Korea, moments after he had learned the details of the next seven months of his life.</w:t>
+        <w:t>He then tasted a kind of shumai stuffed with black pudding and a quail egg, served in a dim sum basket that concealed a deep-fried pig's ear. ''I love my wife, I love my daughter, and then I love this,'' Mr. Bourdain said.</w:t>
         <w:br/>
-        <w:t>"Do we have a chance?" asked Arena, who is no more gloomy than any other coach. "We have a chance to advance."</w:t>
+        <w:t>DiverXO has since become an obligatory stop for visiting notables (like Mark Zuckerberg, the chief executive of Facebook, who ate here this month). Reservations, long among the most elusive in Europe, have only gotten more difficult to secure since November, when DiverXO became the sole restaurant in Madrid -- and the eighth in Spain -- to have the Michelin guide's highest ranking, three stars.</w:t>
         <w:br/>
-        <w:t>Advancing is what matters once you qualify for the biggest and the best sports tournament in the world. Get out of your group. Two billion soccer fans will watching as 32 teams begin play in Japan and South Korea, starting May 31 when France, the defending champion, takes on Senegal in Seoul.</w:t>
+        <w:t>That was big news for the Spanish capital, sometimes thought of as culinary flyoverland -- especially compared to San Sebastián or Barcelona.</w:t>
         <w:br/>
-        <w:t>This is the first time two nations have shared the role of host of the World Cup since it began in 1930. It is a quixotic gesture, since the two nations are separated by the sea, to say nothing of chasms of history. Even the logistics are going to be an adventure.</w:t>
+        <w:t>Mr. Muñoz, who was born and raised here, strenuously disagrees with that perception. ''Historically, Madrid is not a foodie place, that's true,'' Mr. Muñoz said. ''But in the last 10 years it has become a very vibrant city for food -- and food from all over the world.'' Mr. Muñoz is quick to trumpet the work of other ambitious local chefs; he claims the Spanish capital has Europe's best restaurants for modern Thai (Sudestada) and Mexican (Punto MX).</w:t>
         <w:br/>
-        <w:t>"On the surface, everything is working well," said Arena, bubbling from the draw's enthusiasm.</w:t>
+        <w:t>Mr. Muñoz, 34, began experimenting with food when he was a child. He remembers his first creation, a disastrous seaweed and squid cake, prepared in the microwave. As a teenager, he went to culinary school by day and by night worked as a line cook in Madrid kitchens. He later spent a few years in London, working at high-end Asian restaurants like Hakkasan and Nobu.</w:t>
         <w:br/>
-        <w:t>Soccer fans in the United States will be wondering if the Yanks can do better than their abysmal finish in 1998 in France. They were done on the windy evening in Marseille when the names Germany, Yugoslavia and Iran popped up on the board. All three nations had, shall we say, a political history with the United States, but even more important were the soccer ramifications: two formidable European teams and one feisty outsider.</w:t>
+        <w:t>DiverXO has always been a passion project for Mr. Muñoz and his wife and partner, Ángela Montero. After investing their savings, taking out loans and borrowing money from family, they opened in 2007 and spent the first six months sleeping inside the restaurant.</w:t>
         <w:br/>
-        <w:t>The United States was dysfunctional even before Jens Jeremies mugged Claudio Reyna early in the first game, and the Yanks promptly lost three straight. But now the Americans have qualified for the next World Cup, and they could have done worse in the machinations and limited blind draw in Pusan.</w:t>
+        <w:t>Michael Ellis, the international director of the Michelin guides, dispatched a team of inspectors from around the world to eat at the restaurant about 10 times last year before awarding the third star. ''I've never seen anything else quite like it. He likes to play with expectations -- a big piece of steak that turns out to be tuna cheek, beets that are actually a type of fish,'' Mr. Ellis said. ''The only real comparison you can make is to Ferran Adrià,'' Mr. Ellis added, referring to the Spanish chef who pioneered a similar kind of high-concept, synesthetic gastronomy at El Bulli, his former restaurant on the Costa Brava.</w:t>
         <w:br/>
-        <w:t>It is always good to be reminded that FIFA, the world soccer body, has a morbid sense of humor, setting up the absolutely inevitable matchup between those two old dear friends, England and Argentina, in their second game.</w:t>
+        <w:t>As much as DiverXO's recent accolade puts Madrid on the culinary map, it also shows how far the Michelin Guide itself has come in terms of incorporating edgier, less traditional restaurants into its most elite ranking. While Mr. Ellis insists that there's ''no template'' for a three-star restaurant, 10 years ago it was conventional wisdom that the foodie bible, with its preference for formal service and French accents, had a stifling influence among creative cooks. Some high-profile chefs, like Alain Senderens, Marco Pierre White and Olivier Roellinger, even made a show of giving back their stars to reinvent themselves.</w:t>
         <w:br/>
-        <w:t>Forget about the war over the islands alternately named the Malvinas or the Falklands. The soccer rivalry is good enough on its own. In 1998 in the steamy inland city of St. Etienne, England and Argentina played the best half of soccer of the entire World Cup, spoiled in the 47th minute when David Beckham, lying on the ground, had a temper tantrum and kicked at wily Diego Simeone of Argentina. Because he did it in the open, Beckham was ejected, forcing England to play with 10 men and setting up Argentina's victory in the penalty-kick shootout.</w:t>
+        <w:t>Mr. Muñoz says now such extreme gestures are unnecessary, that you can go your own way without sacrificing stars. ''The Michelin inspectors came here, and they saw something new -- something that was a little crazy, that wasn't done in a proper way and didn't hold it against us,'' he said.</w:t>
         <w:br/>
-        <w:t>Four years goes fast in soccer. Beckham has abandoned the pretty-boy look of the husband of Posh Spice, cutting his hair to take on the working-class yobbo look, but remains the silkiest passing midfielder in the world.</w:t>
+        <w:t>But culinary success, in Mr. Muñoz's case, does not equate with financial success. His restaurant has lost money every year since its inception. DiverXO charges 115 euros, or about $160 dollars, for a 7-course menu and €170 for 12 courses. That's expensive for Madrid, certainly, but a relative bargain when compared to other Michelin three-star restaurants, like Guy Savoy in Paris, where the least expensive set menu costs €360 per person.</w:t>
         <w:br/>
-        <w:t>"I would love the chance to play against the Argentines again for obvious reasons," Beckham was quoted as saying on the Web site of his club, Manchester United. He will have his chance in the northern island city of Sapporo on June 7.</w:t>
+        <w:t>Food costs alone account for almost 50 percent of DiverXO's overhead. Whatever's left goes to rent and payroll. The restaurant seats 30, but requires a staff of 32. Staff salaries -- including for Mr. Muñoz and his wife -- are €1,000 per month. The workday is 15 hours long and ends at 1:30 a.m. Mr. Muñoz says he hasn't missed a service in six years. ''If I'm not here, it may be nice, but it won't be the same.''</w:t>
         <w:br/>
-        <w:t>The great soccer tournament tradition is the Group of Death, a phrase that will survive even the terrorism alert in the world.</w:t>
+        <w:t>Mr. Muñoz sources seasonal ingredients from 60 suppliers around the world, although much of his food comes from Spain, including a kind of ancient potato that grows on the Canary Islands and Perretxiko mushrooms from the Basque Country that Mr. Muñoz says taste like cucumber. The kitchen is a cramped, sweaty, frenzied space filled with young chefs frying duck tongues, carving Thai coconuts and infusing sushi rice with black garlic. There's no room to plate in the kitchen itself, so a space that would be the bar area in another restaurant is here transformed into an extravagant plating station, where various ceramic slabs -- all designed by Mr. Muñoz -- are fussed over until complete.</w:t>
         <w:br/>
-        <w:t>Based on the monthly ranking issued by FIFA, which makes American college football rankings seem tame, the Group of Death this time around is Argentina (2nd), England (10th), Sweden (16th) and Nigeria (40th, but with immense European-based talent).</w:t>
+        <w:t>Mr. Muñoz thinks DiverXO will never be profitable, although he is on track this year to break even finally. He hopes to parlay the recognition he's garnered here into more lucrative ventures. The first of these is the casual Asian street food restaurant StreetXO, which he opened in 2012 on the top floor of the Corte Inglés de Callao department store in Madrid. A second branch is to open in London, in Mayfair, in June.</w:t>
         <w:br/>
-        <w:t>Statistically, the United States is in the fourth easiest group. On June 5 in Suwon, near Seoul, the United States plays Portugal, with Luis Figo, a finalist for the 2001 FIFA Player of the Year and a star with Real Madrid in Spain. Then on June 10 in Taegu, south of Seoul, the United States plays the host team, known for its combativeness if not its subtlety.</w:t>
-        <w:br/>
-        <w:t>On June 14 in Taejon, also south of Seoul, the United States plays Poland, back in the World Cup for the first time since 1986 thanks to Emmanuel Olisadebe, the Nigerian-born striker who was quickly naturalized for this World Cup.</w:t>
-        <w:br/>
-        <w:t>The best hope for the United States is a complete recovery by Clint Mathis, who was having the best short run any American player ever made until he was hurt early this year. Without Mathis, they are a squad of useful midfielders, athletic goalkeepers, dubious defenders and mismatched forwards. They are likely, however, to have better chemistry than Steve Sampson's 1998 team.</w:t>
-        <w:br/>
-        <w:t>"There was a bad taste left in the players' mouths since 1998," Arena said by telephone after the draw. "We'll make a better presentation this time."</w:t>
-        <w:br/>
-        <w:t>The United States team will be based in Seoul.</w:t>
-        <w:br/>
-        <w:t>"Given the World Cup, travel will be minimal," Arena said, sounding almost cheerful.</w:t>
-        <w:br/>
-        <w:t>Before that, he must play South Korea twice in previously arranged games. Arena could not say if that would hurt or help, and he admitted he didn't know much about Poland, and he knew just enough about Portugal to be extremely respectful. The apocalyptic mood of the 1997 draw was gone, and that is a start.</w:t>
+        <w:t>''DiverXO is not a business,'' he said. ''We've won all these awards, but until now, we've lost money. All these chefs are incredibly young. They're here every day, pushing with me. The space is so small. To me it's a miracle we've gotten this far.''</w:t>
         <w:br/>
         <w:br/>
-        <w:t>http://www.nytimes.com</w:t>
-        <w:br/>
-        <w:br/>
-        <w:t>Graphic</w:t>
-        <w:br/>
-        <w:br/>
-        <w:t xml:space="preserve"> </w:t>
-        <w:br/>
-        <w:t>Photo: Lee Yun Taek, left, and Chung Mong Joon, co-chairmen of South Korea's World Cup organizing committee. (Associated Press)</w:t>
+        <w:t>http://www.nytimes.com/2014/03/26/dining/international/David-Munoz-Spains-New-Culinary-Enfant-Terrible.html</w:t>
       </w:r>
     </w:p>
     <w:sectPr>

--- a/example_articles/countries/Spain/2.countries_Spain_New_York_Times.docx
+++ b/example_articles/countries/Spain/2.countries_Spain_New_York_Times.docx
@@ -7,7 +7,7 @@
         <w:pStyle w:val="Heading1"/>
       </w:pPr>
       <w:r>
-        <w:t>David Muñoz: Spain's New Culinary Enfant Terrible</w:t>
+        <w:t>A Breakout Spanish Novel About Class and Trans Identity Comes to the U.S.; Fiction</w:t>
       </w:r>
     </w:p>
     <w:p>
@@ -17,17 +17,17 @@
     </w:p>
     <w:p>
       <w:r>
-        <w:t>Date: 2014-03-26</w:t>
+        <w:t>Date: 2024-04-24</w:t>
       </w:r>
     </w:p>
     <w:p>
       <w:r>
-        <w:t>Section: Section ; Column 0; Dining In, Dining Out / Style Desk; Pg.</w:t>
+        <w:t>Section: BOOKS; review</w:t>
       </w:r>
     </w:p>
     <w:p>
       <w:r>
-        <w:t>Source file: NYT/33.DOCX</w:t>
+        <w:t>Source file: NYT/2.DOCX</w:t>
       </w:r>
     </w:p>
     <w:p>
@@ -49,42 +49,29 @@
     </w:p>
     <w:p>
       <w:r>
-        <w:t>MADRID -- Hidden at the end of a quiet street in Tetuán, a working-class quarter here that's home to South American and Chinese immigrants, DiverXO looks more like an amateur art gallery than a Michelin three-star restaurant. The décor is playfully sinister: swarms of black butterflies cover the walls and ceiling; in the wine cellar are giant metallic ants; on the tables are sculptures of flying pigs. The chef who founded it, David Muñoz, stands out, too, with his mohawk and wooden spike earrings. In an interview one recent afternoon, he described his food as ''brutal,'' a ''gunshot to your head,'' and ''like porno TV.''</w:t>
+        <w:t>Alana S. Portero's debut, "Bad Habit," follows one woman's coming-of-age in a blue-collar Madrid neighborhood.</w:t>
         <w:br/>
-        <w:t>Mr. Muñoz specializes in hyperbole. A meal at his restaurant lasts up to four hours and is designed as much to shock as to delight the senses. Some of the surprises come from the unlikely combination of ingredients -- strawberries, coffee grounds, whipped cream and baby squid, for instance. Dishes appear in phases: First the gently poached meat of a giant Carabinero prawn, then its grilled carapace, filled with juice. Each course comes with its own specialized eating tool, like a small silicone shovel. Between bites, a young server might drop by with a spoonful of tomato sorbet and shove it directly into your mouth.</w:t>
+        <w:t>BAD HABIT, by Alana S. Portero. Translated by Mara Faye Lethem.</w:t>
         <w:br/>
-        <w:t>The television travel host Anthony Bourdain came to DiverXO in 2010, when the restaurant had only one Michelin star, and described Mr. Muñoz's high-wire presentations, weird pairings (wasabi ice cream, cornichons) and grab-bag of cultural allusions -- Spanish, French, Chinese, Japanese, Italian -- as ''something that should probably suck.''</w:t>
+        <w:t>Madrid Me Mata — or Madrid Murders Me, to replicate the alliterative Spanish — was the name of a short-lived but iconic magazine from the mid-1980s that chronicled the explosion of free expression in Spain's capital during the post-Franco era. People danced, talked and partied to exhaustion while a deadly heroin epidemic emerged as the dark underside to the art, sex and music. The all-consuming intensity of life in the city seemed to have the power to kill its residents, figuratively and literally.</w:t>
         <w:br/>
-        <w:t>He then tasted a kind of shumai stuffed with black pudding and a quail egg, served in a dim sum basket that concealed a deep-fried pig's ear. ''I love my wife, I love my daughter, and then I love this,'' Mr. Bourdain said.</w:t>
+        <w:t>The unnamed madrileña narrator of Alana S. Portero's affecting and poetic debut novel, "Bad Habit," comes of age in the '90s, after this period of "androgynous splendor" has passed. Nonetheless, she has a deep, if complicated, fondness for the city. "Madrid was that beat-up sofa that really should be replaced but is so comfy and has so many memories attached to it that no one could bear to kick it to the curb," she thinks.</w:t>
         <w:br/>
-        <w:t>DiverXO has since become an obligatory stop for visiting notables (like Mark Zuckerberg, the chief executive of Facebook, who ate here this month). Reservations, long among the most elusive in Europe, have only gotten more difficult to secure since November, when DiverXO became the sole restaurant in Madrid -- and the eighth in Spain -- to have the Michelin guide's highest ranking, three stars.</w:t>
+        <w:t>Though she has embraced Madrid, she fears the city will not embrace her back — not because she parties too hard but because she is a girl, born in a boy's body, living in a working-class neighborhood where being queer turns you into an outcast.</w:t>
         <w:br/>
-        <w:t>That was big news for the Spanish capital, sometimes thought of as culinary flyoverland -- especially compared to San Sebastián or Barcelona.</w:t>
+        <w:t>The novel, which was translated from the Spanish by Mara Faye Lethem, follows this character as she struggles to accept herself and express her identity in a time and place in which there's no clear, safe path to do so. To get by, she denies her true identity, hiding her experiments putting on makeup and masking her fascination with the world of women, a negation that makes her feel very nearly dead — her own personal version of Madrid Me Mata. But coming out as trans would bring the threat of physical violence.</w:t>
         <w:br/>
-        <w:t>Mr. Muñoz, who was born and raised here, strenuously disagrees with that perception. ''Historically, Madrid is not a foodie place, that's true,'' Mr. Muñoz said. ''But in the last 10 years it has become a very vibrant city for food -- and food from all over the world.'' Mr. Muñoz is quick to trumpet the work of other ambitious local chefs; he claims the Spanish capital has Europe's best restaurants for modern Thai (Sudestada) and Mexican (Punto MX).</w:t>
+        <w:t>The narrator feels an ongoing sense of isolation, which Portero devastatingly conveys in the vignette-like chapters and character portraits that make up much of the novel. "All trans girls grow up alone," the narrator reflects.</w:t>
         <w:br/>
-        <w:t>Mr. Muñoz, 34, began experimenting with food when he was a child. He remembers his first creation, a disastrous seaweed and squid cake, prepared in the microwave. As a teenager, he went to culinary school by day and by night worked as a line cook in Madrid kitchens. He later spent a few years in London, working at high-end Asian restaurants like Hakkasan and Nobu.</w:t>
+        <w:t>Eventually she begins taking covert steps toward living as her true self. As she enters her teenage years, she manages to venture out into the gay neighborhood of Chueca. She has a liberating first romance, though it is cut painfully short when her lover's father learns of the relationship. Later she throws herself into the druggy nightclub scene, where she finally dresses as a woman. Yet this double life still leaves her alienated, since her daytime identity remains male. It's only when she makes friends with older trans women, coming to feel "so powerfully part of a tribe that it seemed it was my birthright," that she realizes she, in fact, isn't alone, that "gender euphoria did exist."</w:t>
         <w:br/>
-        <w:t>DiverXO has always been a passion project for Mr. Muñoz and his wife and partner, Ángela Montero. After investing their savings, taking out loans and borrowing money from family, they opened in 2007 and spent the first six months sleeping inside the restaurant.</w:t>
+        <w:t>"Bad Habit" has been a critical and commercial success in Spain; now it's being translated into many languages and published across the world. In a marketplace of often narrowly defined literary categories, Portero's book — like the best books that feature trans characters — shows us that a "trans novel" can actually be anything it wants to be. "Bad Habit" is about identity, yes, but in its keenly observed realism, it's also a family story of parents and children, and at the same time, it offers a fresh angle on narratives of the working class. And undoubtedly, it is a tale of a city, taking its place in a rich lineage of Madrid novels by other Spanish authors, from Rosa Montero to Almudena Grandes, Camilo José Cela to Javier Marías.</w:t>
         <w:br/>
-        <w:t>Michael Ellis, the international director of the Michelin guides, dispatched a team of inspectors from around the world to eat at the restaurant about 10 times last year before awarding the third star. ''I've never seen anything else quite like it. He likes to play with expectations -- a big piece of steak that turns out to be tuna cheek, beets that are actually a type of fish,'' Mr. Ellis said. ''The only real comparison you can make is to Ferran Adrià,'' Mr. Ellis added, referring to the Spanish chef who pioneered a similar kind of high-concept, synesthetic gastronomy at El Bulli, his former restaurant on the Costa Brava.</w:t>
+        <w:t>"Bad Habit" reminds us that our ideas of cities are inseparable from the people who tell stories about them, and we all benefit from new tales about old places. As Portero's narrator puts it, "I couldn't escape being from Madrid just like I couldn't escape being trans."</w:t>
         <w:br/>
-        <w:t>As much as DiverXO's recent accolade puts Madrid on the culinary map, it also shows how far the Michelin Guide itself has come in terms of incorporating edgier, less traditional restaurants into its most elite ranking. While Mr. Ellis insists that there's ''no template'' for a three-star restaurant, 10 years ago it was conventional wisdom that the foodie bible, with its preference for formal service and French accents, had a stifling influence among creative cooks. Some high-profile chefs, like Alain Senderens, Marco Pierre White and Olivier Roellinger, even made a show of giving back their stars to reinvent themselves.</w:t>
+        <w:t>BAD HABIT | By Alana S. Portero | Translated by Mara Faye Lethem | HarperVia | 224 pp. | $26</w:t>
         <w:br/>
-        <w:t>Mr. Muñoz says now such extreme gestures are unnecessary, that you can go your own way without sacrificing stars. ''The Michelin inspectors came here, and they saw something new -- something that was a little crazy, that wasn't done in a proper way and didn't hold it against us,'' he said.</w:t>
-        <w:br/>
-        <w:t>But culinary success, in Mr. Muñoz's case, does not equate with financial success. His restaurant has lost money every year since its inception. DiverXO charges 115 euros, or about $160 dollars, for a 7-course menu and €170 for 12 courses. That's expensive for Madrid, certainly, but a relative bargain when compared to other Michelin three-star restaurants, like Guy Savoy in Paris, where the least expensive set menu costs €360 per person.</w:t>
-        <w:br/>
-        <w:t>Food costs alone account for almost 50 percent of DiverXO's overhead. Whatever's left goes to rent and payroll. The restaurant seats 30, but requires a staff of 32. Staff salaries -- including for Mr. Muñoz and his wife -- are €1,000 per month. The workday is 15 hours long and ends at 1:30 a.m. Mr. Muñoz says he hasn't missed a service in six years. ''If I'm not here, it may be nice, but it won't be the same.''</w:t>
-        <w:br/>
-        <w:t>Mr. Muñoz sources seasonal ingredients from 60 suppliers around the world, although much of his food comes from Spain, including a kind of ancient potato that grows on the Canary Islands and Perretxiko mushrooms from the Basque Country that Mr. Muñoz says taste like cucumber. The kitchen is a cramped, sweaty, frenzied space filled with young chefs frying duck tongues, carving Thai coconuts and infusing sushi rice with black garlic. There's no room to plate in the kitchen itself, so a space that would be the bar area in another restaurant is here transformed into an extravagant plating station, where various ceramic slabs -- all designed by Mr. Muñoz -- are fussed over until complete.</w:t>
-        <w:br/>
-        <w:t>Mr. Muñoz thinks DiverXO will never be profitable, although he is on track this year to break even finally. He hopes to parlay the recognition he's garnered here into more lucrative ventures. The first of these is the casual Asian street food restaurant StreetXO, which he opened in 2012 on the top floor of the Corte Inglés de Callao department store in Madrid. A second branch is to open in London, in Mayfair, in June.</w:t>
-        <w:br/>
-        <w:t>''DiverXO is not a business,'' he said. ''We've won all these awards, but until now, we've lost money. All these chefs are incredibly young. They're here every day, pushing with me. The space is so small. To me it's a miracle we've gotten this far.''</w:t>
-        <w:br/>
-        <w:br/>
-        <w:t>http://www.nytimes.com/2014/03/26/dining/international/David-Munoz-Spains-New-Culinary-Enfant-Terrible.html</w:t>
+        <w:t>PHOTO This article appeared in print on page BR14.</w:t>
       </w:r>
     </w:p>
     <w:sectPr>

--- a/example_articles/countries/Spain/2.countries_Spain_New_York_Times.docx
+++ b/example_articles/countries/Spain/2.countries_Spain_New_York_Times.docx
@@ -7,7 +7,7 @@
         <w:pStyle w:val="Heading1"/>
       </w:pPr>
       <w:r>
-        <w:t>A Breakout Spanish Novel About Class and Trans Identity Comes to the U.S.; Fiction</w:t>
+        <w:t>David Muñoz: Spain's New Culinary Enfant Terrible</w:t>
       </w:r>
     </w:p>
     <w:p>
@@ -17,17 +17,17 @@
     </w:p>
     <w:p>
       <w:r>
-        <w:t>Date: 2024-04-24</w:t>
+        <w:t>Date: 2014-03-26</w:t>
       </w:r>
     </w:p>
     <w:p>
       <w:r>
-        <w:t>Section: BOOKS; review</w:t>
+        <w:t>Section: Section ; Column 0; Dining In, Dining Out / Style Desk; Pg.</w:t>
       </w:r>
     </w:p>
     <w:p>
       <w:r>
-        <w:t>Source file: NYT/2.DOCX</w:t>
+        <w:t>Source file: NYT/33.DOCX</w:t>
       </w:r>
     </w:p>
     <w:p>
@@ -49,29 +49,42 @@
     </w:p>
     <w:p>
       <w:r>
-        <w:t>Alana S. Portero's debut, "Bad Habit," follows one woman's coming-of-age in a blue-collar Madrid neighborhood.</w:t>
+        <w:t>MADRID -- Hidden at the end of a quiet street in Tetuán, a working-class quarter here that's home to South American and Chinese immigrants, DiverXO looks more like an amateur art gallery than a Michelin three-star restaurant. The décor is playfully sinister: swarms of black butterflies cover the walls and ceiling; in the wine cellar are giant metallic ants; on the tables are sculptures of flying pigs. The chef who founded it, David Muñoz, stands out, too, with his mohawk and wooden spike earrings. In an interview one recent afternoon, he described his food as ''brutal,'' a ''gunshot to your head,'' and ''like porno TV.''</w:t>
         <w:br/>
-        <w:t>BAD HABIT, by Alana S. Portero. Translated by Mara Faye Lethem.</w:t>
+        <w:t>Mr. Muñoz specializes in hyperbole. A meal at his restaurant lasts up to four hours and is designed as much to shock as to delight the senses. Some of the surprises come from the unlikely combination of ingredients -- strawberries, coffee grounds, whipped cream and baby squid, for instance. Dishes appear in phases: First the gently poached meat of a giant Carabinero prawn, then its grilled carapace, filled with juice. Each course comes with its own specialized eating tool, like a small silicone shovel. Between bites, a young server might drop by with a spoonful of tomato sorbet and shove it directly into your mouth.</w:t>
         <w:br/>
-        <w:t>Madrid Me Mata — or Madrid Murders Me, to replicate the alliterative Spanish — was the name of a short-lived but iconic magazine from the mid-1980s that chronicled the explosion of free expression in Spain's capital during the post-Franco era. People danced, talked and partied to exhaustion while a deadly heroin epidemic emerged as the dark underside to the art, sex and music. The all-consuming intensity of life in the city seemed to have the power to kill its residents, figuratively and literally.</w:t>
+        <w:t>The television travel host Anthony Bourdain came to DiverXO in 2010, when the restaurant had only one Michelin star, and described Mr. Muñoz's high-wire presentations, weird pairings (wasabi ice cream, cornichons) and grab-bag of cultural allusions -- Spanish, French, Chinese, Japanese, Italian -- as ''something that should probably suck.''</w:t>
         <w:br/>
-        <w:t>The unnamed madrileña narrator of Alana S. Portero's affecting and poetic debut novel, "Bad Habit," comes of age in the '90s, after this period of "androgynous splendor" has passed. Nonetheless, she has a deep, if complicated, fondness for the city. "Madrid was that beat-up sofa that really should be replaced but is so comfy and has so many memories attached to it that no one could bear to kick it to the curb," she thinks.</w:t>
+        <w:t>He then tasted a kind of shumai stuffed with black pudding and a quail egg, served in a dim sum basket that concealed a deep-fried pig's ear. ''I love my wife, I love my daughter, and then I love this,'' Mr. Bourdain said.</w:t>
         <w:br/>
-        <w:t>Though she has embraced Madrid, she fears the city will not embrace her back — not because she parties too hard but because she is a girl, born in a boy's body, living in a working-class neighborhood where being queer turns you into an outcast.</w:t>
+        <w:t>DiverXO has since become an obligatory stop for visiting notables (like Mark Zuckerberg, the chief executive of Facebook, who ate here this month). Reservations, long among the most elusive in Europe, have only gotten more difficult to secure since November, when DiverXO became the sole restaurant in Madrid -- and the eighth in Spain -- to have the Michelin guide's highest ranking, three stars.</w:t>
         <w:br/>
-        <w:t>The novel, which was translated from the Spanish by Mara Faye Lethem, follows this character as she struggles to accept herself and express her identity in a time and place in which there's no clear, safe path to do so. To get by, she denies her true identity, hiding her experiments putting on makeup and masking her fascination with the world of women, a negation that makes her feel very nearly dead — her own personal version of Madrid Me Mata. But coming out as trans would bring the threat of physical violence.</w:t>
+        <w:t>That was big news for the Spanish capital, sometimes thought of as culinary flyoverland -- especially compared to San Sebastián or Barcelona.</w:t>
         <w:br/>
-        <w:t>The narrator feels an ongoing sense of isolation, which Portero devastatingly conveys in the vignette-like chapters and character portraits that make up much of the novel. "All trans girls grow up alone," the narrator reflects.</w:t>
+        <w:t>Mr. Muñoz, who was born and raised here, strenuously disagrees with that perception. ''Historically, Madrid is not a foodie place, that's true,'' Mr. Muñoz said. ''But in the last 10 years it has become a very vibrant city for food -- and food from all over the world.'' Mr. Muñoz is quick to trumpet the work of other ambitious local chefs; he claims the Spanish capital has Europe's best restaurants for modern Thai (Sudestada) and Mexican (Punto MX).</w:t>
         <w:br/>
-        <w:t>Eventually she begins taking covert steps toward living as her true self. As she enters her teenage years, she manages to venture out into the gay neighborhood of Chueca. She has a liberating first romance, though it is cut painfully short when her lover's father learns of the relationship. Later she throws herself into the druggy nightclub scene, where she finally dresses as a woman. Yet this double life still leaves her alienated, since her daytime identity remains male. It's only when she makes friends with older trans women, coming to feel "so powerfully part of a tribe that it seemed it was my birthright," that she realizes she, in fact, isn't alone, that "gender euphoria did exist."</w:t>
+        <w:t>Mr. Muñoz, 34, began experimenting with food when he was a child. He remembers his first creation, a disastrous seaweed and squid cake, prepared in the microwave. As a teenager, he went to culinary school by day and by night worked as a line cook in Madrid kitchens. He later spent a few years in London, working at high-end Asian restaurants like Hakkasan and Nobu.</w:t>
         <w:br/>
-        <w:t>"Bad Habit" has been a critical and commercial success in Spain; now it's being translated into many languages and published across the world. In a marketplace of often narrowly defined literary categories, Portero's book — like the best books that feature trans characters — shows us that a "trans novel" can actually be anything it wants to be. "Bad Habit" is about identity, yes, but in its keenly observed realism, it's also a family story of parents and children, and at the same time, it offers a fresh angle on narratives of the working class. And undoubtedly, it is a tale of a city, taking its place in a rich lineage of Madrid novels by other Spanish authors, from Rosa Montero to Almudena Grandes, Camilo José Cela to Javier Marías.</w:t>
+        <w:t>DiverXO has always been a passion project for Mr. Muñoz and his wife and partner, Ángela Montero. After investing their savings, taking out loans and borrowing money from family, they opened in 2007 and spent the first six months sleeping inside the restaurant.</w:t>
         <w:br/>
-        <w:t>"Bad Habit" reminds us that our ideas of cities are inseparable from the people who tell stories about them, and we all benefit from new tales about old places. As Portero's narrator puts it, "I couldn't escape being from Madrid just like I couldn't escape being trans."</w:t>
+        <w:t>Michael Ellis, the international director of the Michelin guides, dispatched a team of inspectors from around the world to eat at the restaurant about 10 times last year before awarding the third star. ''I've never seen anything else quite like it. He likes to play with expectations -- a big piece of steak that turns out to be tuna cheek, beets that are actually a type of fish,'' Mr. Ellis said. ''The only real comparison you can make is to Ferran Adrià,'' Mr. Ellis added, referring to the Spanish chef who pioneered a similar kind of high-concept, synesthetic gastronomy at El Bulli, his former restaurant on the Costa Brava.</w:t>
         <w:br/>
-        <w:t>BAD HABIT | By Alana S. Portero | Translated by Mara Faye Lethem | HarperVia | 224 pp. | $26</w:t>
+        <w:t>As much as DiverXO's recent accolade puts Madrid on the culinary map, it also shows how far the Michelin Guide itself has come in terms of incorporating edgier, less traditional restaurants into its most elite ranking. While Mr. Ellis insists that there's ''no template'' for a three-star restaurant, 10 years ago it was conventional wisdom that the foodie bible, with its preference for formal service and French accents, had a stifling influence among creative cooks. Some high-profile chefs, like Alain Senderens, Marco Pierre White and Olivier Roellinger, even made a show of giving back their stars to reinvent themselves.</w:t>
         <w:br/>
-        <w:t>PHOTO This article appeared in print on page BR14.</w:t>
+        <w:t>Mr. Muñoz says now such extreme gestures are unnecessary, that you can go your own way without sacrificing stars. ''The Michelin inspectors came here, and they saw something new -- something that was a little crazy, that wasn't done in a proper way and didn't hold it against us,'' he said.</w:t>
+        <w:br/>
+        <w:t>But culinary success, in Mr. Muñoz's case, does not equate with financial success. His restaurant has lost money every year since its inception. DiverXO charges 115 euros, or about $160 dollars, for a 7-course menu and €170 for 12 courses. That's expensive for Madrid, certainly, but a relative bargain when compared to other Michelin three-star restaurants, like Guy Savoy in Paris, where the least expensive set menu costs €360 per person.</w:t>
+        <w:br/>
+        <w:t>Food costs alone account for almost 50 percent of DiverXO's overhead. Whatever's left goes to rent and payroll. The restaurant seats 30, but requires a staff of 32. Staff salaries -- including for Mr. Muñoz and his wife -- are €1,000 per month. The workday is 15 hours long and ends at 1:30 a.m. Mr. Muñoz says he hasn't missed a service in six years. ''If I'm not here, it may be nice, but it won't be the same.''</w:t>
+        <w:br/>
+        <w:t>Mr. Muñoz sources seasonal ingredients from 60 suppliers around the world, although much of his food comes from Spain, including a kind of ancient potato that grows on the Canary Islands and Perretxiko mushrooms from the Basque Country that Mr. Muñoz says taste like cucumber. The kitchen is a cramped, sweaty, frenzied space filled with young chefs frying duck tongues, carving Thai coconuts and infusing sushi rice with black garlic. There's no room to plate in the kitchen itself, so a space that would be the bar area in another restaurant is here transformed into an extravagant plating station, where various ceramic slabs -- all designed by Mr. Muñoz -- are fussed over until complete.</w:t>
+        <w:br/>
+        <w:t>Mr. Muñoz thinks DiverXO will never be profitable, although he is on track this year to break even finally. He hopes to parlay the recognition he's garnered here into more lucrative ventures. The first of these is the casual Asian street food restaurant StreetXO, which he opened in 2012 on the top floor of the Corte Inglés de Callao department store in Madrid. A second branch is to open in London, in Mayfair, in June.</w:t>
+        <w:br/>
+        <w:t>''DiverXO is not a business,'' he said. ''We've won all these awards, but until now, we've lost money. All these chefs are incredibly young. They're here every day, pushing with me. The space is so small. To me it's a miracle we've gotten this far.''</w:t>
+        <w:br/>
+        <w:br/>
+        <w:t>http://www.nytimes.com/2014/03/26/dining/international/David-Munoz-Spains-New-Culinary-Enfant-Terrible.html</w:t>
       </w:r>
     </w:p>
     <w:sectPr>
